--- a/dosyalar/8-sinif/2026-2027-1d1y/arapca-8-1d1y-konu-soru-dagilim.docx
+++ b/dosyalar/8-sinif/2026-2027-1d1y/arapca-8-1d1y-konu-soru-dagilim.docx
@@ -1642,7 +1642,7 @@
                 <w:rtl/>
                 <w:lang w:bidi="ar-SA"/>
               </w:rPr>
-              <w:t xml:space="preserve">كَيْفَ</w:t>
+              <w:t xml:space="preserve">كَيْف</w:t>
             </w:r>
             <w:r>
               <w:rPr>
@@ -1756,7 +1756,7 @@
                 <w:rtl/>
                 <w:lang w:bidi="ar-SA"/>
               </w:rPr>
-              <w:t xml:space="preserve">إلى أَيْنَ</w:t>
+              <w:t xml:space="preserve">إلى أَيْن</w:t>
             </w:r>
             <w:r>
               <w:rPr>
@@ -1832,7 +1832,7 @@
                 <w:rtl/>
                 <w:lang w:bidi="ar-SA"/>
               </w:rPr>
-              <w:t xml:space="preserve">أَيْنَ</w:t>
+              <w:t xml:space="preserve">أَيْن</w:t>
             </w:r>
             <w:r>
               <w:rPr>
